--- a/docs/sop/word/SOP - Agent - Production Tracker.docx
+++ b/docs/sop/word/SOP - Agent - Production Tracker.docx
@@ -167,7 +167,7 @@
     </w:p>
     <w:p>
       <w:r>
-        <w:t>After login agents land on Tracker. The top menu has Analytics, My Roster, Tracker, AI Evaluation and SOPs.</w:t>
+        <w:t>After login agents land on Tracker. The top menu has Analytics, My Roster, Tracker, AI Evaluation, Projects and SOPs. Projects (view only) lists your projects with their SOP links, project files and your tasks (target, QC %, important columns and the sample file to download).</w:t>
       </w:r>
     </w:p>
     <w:p>

--- a/docs/sop/word/SOP - Agent - Production Tracker.docx
+++ b/docs/sop/word/SOP - Agent - Production Tracker.docx
@@ -167,7 +167,7 @@
     </w:p>
     <w:p>
       <w:r>
-        <w:t>After login agents land on Tracker. The top menu has Analytics, My Roster, Tracker, AI Evaluation, Projects and SOPs. Projects (view only) lists your projects with their SOP links, project files and your tasks (target, QC %, important columns and the sample file to download).</w:t>
+        <w:t>After login agents land on Tracker. The top menu has Analytics, My Roster, Tracker, AI Evaluation, Projects and SOPs. Projects (view only) lists your projects with their project files and your tasks with each task's target per hour (the task's own target, not the tenure-wise one).</w:t>
       </w:r>
     </w:p>
     <w:p>

--- a/docs/sop/word/SOP - Agent - Production Tracker.docx
+++ b/docs/sop/word/SOP - Agent - Production Tracker.docx
@@ -167,7 +167,7 @@
     </w:p>
     <w:p>
       <w:r>
-        <w:t>After login agents land on Tracker. The top menu has Analytics, My Roster, Tracker, AI Evaluation, Projects and SOPs. Projects (view only) lists your projects with their project files and your tasks with each task's target per hour (the task's own target, not the tenure-wise one).</w:t>
+        <w:t>After login agents land on Tracker. The top menu has Analytics, My Roster, Tracker, AI Evaluation, Projects and SOPs. Projects (view only) lists your projects with their SOP links, project files and your tasks: each task's target per hour (the task's own target, not the tenure-wise one) and its sample file to download.</w:t>
       </w:r>
     </w:p>
     <w:p>
